--- a/All document for student management/project order.docx
+++ b/All document for student management/project order.docx
@@ -35,10 +35,7 @@
         <w:t>3. Departments</w:t>
       </w:r>
       <w:r>
-        <w:t xml:space="preserve"> </w:t>
-      </w:r>
-      <w:r>
-        <w:t xml:space="preserve">CRUD         </w:t>
+        <w:t xml:space="preserve"> CRUD         </w:t>
       </w:r>
       <w:r>
         <w:rPr>
@@ -55,10 +52,7 @@
         <w:t>4. Courses</w:t>
       </w:r>
       <w:r>
-        <w:t xml:space="preserve"> </w:t>
-      </w:r>
-      <w:r>
-        <w:t xml:space="preserve">CRUD         </w:t>
+        <w:t xml:space="preserve"> CRUD         </w:t>
       </w:r>
       <w:r>
         <w:rPr>
@@ -73,6 +67,21 @@
     <w:p>
       <w:r>
         <w:t>5. Classes</w:t>
+      </w:r>
+      <w:r>
+        <w:t xml:space="preserve"> </w:t>
+      </w:r>
+      <w:r>
+        <w:t xml:space="preserve">CRUD         </w:t>
+      </w:r>
+      <w:r>
+        <w:rPr>
+          <w:rFonts w:ascii="Segoe UI Emoji" w:hAnsi="Segoe UI Emoji" w:cs="Segoe UI Emoji"/>
+        </w:rPr>
+        <w:t>✅</w:t>
+      </w:r>
+      <w:r>
+        <w:t xml:space="preserve"> Complete</w:t>
       </w:r>
     </w:p>
     <w:p>

--- a/All document for student management/project order.docx
+++ b/All document for student management/project order.docx
@@ -30,6 +30,7 @@
         <w:t xml:space="preserve"> Complete</w:t>
       </w:r>
     </w:p>
+    <w:p/>
     <w:p>
       <w:r>
         <w:t>3. Departments</w:t>
@@ -69,6 +70,23 @@
         <w:t>5. Classes</w:t>
       </w:r>
       <w:r>
+        <w:t xml:space="preserve"> CRUD         </w:t>
+      </w:r>
+      <w:r>
+        <w:rPr>
+          <w:rFonts w:ascii="Segoe UI Emoji" w:hAnsi="Segoe UI Emoji" w:cs="Segoe UI Emoji"/>
+        </w:rPr>
+        <w:t>✅</w:t>
+      </w:r>
+      <w:r>
+        <w:t xml:space="preserve"> Complete</w:t>
+      </w:r>
+    </w:p>
+    <w:p>
+      <w:r>
+        <w:t>6. Sections</w:t>
+      </w:r>
+      <w:r>
         <w:t xml:space="preserve"> </w:t>
       </w:r>
       <w:r>
@@ -86,30 +104,85 @@
     </w:p>
     <w:p>
       <w:r>
-        <w:t>6. Sections</w:t>
-      </w:r>
-    </w:p>
-    <w:p>
-      <w:r>
         <w:t>7. Groups</w:t>
       </w:r>
+      <w:r>
+        <w:t xml:space="preserve"> </w:t>
+      </w:r>
+      <w:r>
+        <w:t xml:space="preserve">CRUD         </w:t>
+      </w:r>
+      <w:r>
+        <w:rPr>
+          <w:rFonts w:ascii="Segoe UI Emoji" w:hAnsi="Segoe UI Emoji" w:cs="Segoe UI Emoji"/>
+        </w:rPr>
+        <w:t>✅</w:t>
+      </w:r>
+      <w:r>
+        <w:t xml:space="preserve"> Complete</w:t>
+      </w:r>
     </w:p>
     <w:p/>
     <w:p>
       <w:r>
         <w:t>8. Academic Sessions</w:t>
       </w:r>
+      <w:r>
+        <w:t xml:space="preserve"> </w:t>
+      </w:r>
+      <w:r>
+        <w:t xml:space="preserve">CRUD         </w:t>
+      </w:r>
+      <w:r>
+        <w:rPr>
+          <w:rFonts w:ascii="Segoe UI Emoji" w:hAnsi="Segoe UI Emoji" w:cs="Segoe UI Emoji"/>
+        </w:rPr>
+        <w:t>✅</w:t>
+      </w:r>
+      <w:r>
+        <w:t xml:space="preserve"> Complete</w:t>
+      </w:r>
     </w:p>
     <w:p>
       <w:r>
         <w:t>9. Semesters</w:t>
       </w:r>
+      <w:r>
+        <w:t xml:space="preserve"> </w:t>
+      </w:r>
+      <w:r>
+        <w:t xml:space="preserve">CRUD         </w:t>
+      </w:r>
+      <w:r>
+        <w:rPr>
+          <w:rFonts w:ascii="Segoe UI Emoji" w:hAnsi="Segoe UI Emoji" w:cs="Segoe UI Emoji"/>
+        </w:rPr>
+        <w:t>✅</w:t>
+      </w:r>
+      <w:r>
+        <w:t xml:space="preserve"> Complete</w:t>
+      </w:r>
     </w:p>
     <w:p/>
     <w:p>
       <w:r>
         <w:t>10. Students</w:t>
       </w:r>
+      <w:r>
+        <w:t xml:space="preserve"> </w:t>
+      </w:r>
+      <w:r>
+        <w:t xml:space="preserve">CRUD         </w:t>
+      </w:r>
+      <w:r>
+        <w:rPr>
+          <w:rFonts w:ascii="Segoe UI Emoji" w:hAnsi="Segoe UI Emoji" w:cs="Segoe UI Emoji"/>
+        </w:rPr>
+        <w:t>✅</w:t>
+      </w:r>
+      <w:r>
+        <w:t xml:space="preserve"> Complete</w:t>
+      </w:r>
     </w:p>
     <w:p>
       <w:r>
@@ -126,11 +199,41 @@
       <w:r>
         <w:t>13. Fee Categories</w:t>
       </w:r>
+      <w:r>
+        <w:t xml:space="preserve"> </w:t>
+      </w:r>
+      <w:r>
+        <w:t xml:space="preserve">CRUD         </w:t>
+      </w:r>
+      <w:r>
+        <w:rPr>
+          <w:rFonts w:ascii="Segoe UI Emoji" w:hAnsi="Segoe UI Emoji" w:cs="Segoe UI Emoji"/>
+        </w:rPr>
+        <w:t>✅</w:t>
+      </w:r>
+      <w:r>
+        <w:t xml:space="preserve"> Complete</w:t>
+      </w:r>
     </w:p>
     <w:p>
       <w:r>
         <w:t>14. Fee Structures</w:t>
       </w:r>
+      <w:r>
+        <w:t xml:space="preserve"> </w:t>
+      </w:r>
+      <w:r>
+        <w:t xml:space="preserve">CRUD         </w:t>
+      </w:r>
+      <w:r>
+        <w:rPr>
+          <w:rFonts w:ascii="Segoe UI Emoji" w:hAnsi="Segoe UI Emoji" w:cs="Segoe UI Emoji"/>
+        </w:rPr>
+        <w:t>✅</w:t>
+      </w:r>
+      <w:r>
+        <w:t xml:space="preserve"> Complete</w:t>
+      </w:r>
     </w:p>
     <w:p/>
     <w:p>
@@ -155,6 +258,1391 @@
       </w:r>
     </w:p>
     <w:p/>
+    <w:p/>
+    <w:p/>
+    <w:p/>
+    <w:p>
+      <w:pPr>
+        <w:rPr>
+          <w:b/>
+          <w:bCs/>
+        </w:rPr>
+      </w:pPr>
+      <w:r>
+        <w:rPr>
+          <w:b/>
+          <w:bCs/>
+        </w:rPr>
+        <w:lastRenderedPageBreak/>
+        <w:t>Sidebar Structure:</w:t>
+      </w:r>
+      <w:r>
+        <w:rPr>
+          <w:b/>
+          <w:bCs/>
+        </w:rPr>
+        <w:br/>
+      </w:r>
+      <w:r>
+        <w:rPr>
+          <w:b/>
+          <w:bCs/>
+        </w:rPr>
+        <w:br/>
+      </w:r>
+      <w:r>
+        <w:rPr>
+          <w:b/>
+          <w:bCs/>
+        </w:rPr>
+        <w:t>Dashboard</w:t>
+      </w:r>
+    </w:p>
+    <w:p>
+      <w:pPr>
+        <w:rPr>
+          <w:b/>
+          <w:bCs/>
+        </w:rPr>
+      </w:pPr>
+    </w:p>
+    <w:p>
+      <w:pPr>
+        <w:rPr>
+          <w:b/>
+          <w:bCs/>
+        </w:rPr>
+      </w:pPr>
+      <w:r>
+        <w:rPr>
+          <w:rFonts w:ascii="Segoe UI Emoji" w:hAnsi="Segoe UI Emoji" w:cs="Segoe UI Emoji"/>
+          <w:b/>
+          <w:bCs/>
+        </w:rPr>
+        <w:t>👥</w:t>
+      </w:r>
+      <w:r>
+        <w:rPr>
+          <w:b/>
+          <w:bCs/>
+        </w:rPr>
+        <w:t xml:space="preserve"> User Management</w:t>
+      </w:r>
+    </w:p>
+    <w:p>
+      <w:pPr>
+        <w:rPr>
+          <w:b/>
+          <w:bCs/>
+        </w:rPr>
+      </w:pPr>
+      <w:r>
+        <w:rPr>
+          <w:b/>
+          <w:bCs/>
+        </w:rPr>
+        <w:t xml:space="preserve">   └── Users</w:t>
+      </w:r>
+    </w:p>
+    <w:p>
+      <w:pPr>
+        <w:rPr>
+          <w:b/>
+          <w:bCs/>
+        </w:rPr>
+      </w:pPr>
+    </w:p>
+    <w:p>
+      <w:pPr>
+        <w:rPr>
+          <w:b/>
+          <w:bCs/>
+        </w:rPr>
+      </w:pPr>
+      <w:r>
+        <w:rPr>
+          <w:rFonts w:ascii="Segoe UI Emoji" w:hAnsi="Segoe UI Emoji" w:cs="Segoe UI Emoji"/>
+          <w:b/>
+          <w:bCs/>
+        </w:rPr>
+        <w:t>📚</w:t>
+      </w:r>
+      <w:r>
+        <w:rPr>
+          <w:b/>
+          <w:bCs/>
+        </w:rPr>
+        <w:t xml:space="preserve"> Academic</w:t>
+      </w:r>
+    </w:p>
+    <w:p>
+      <w:pPr>
+        <w:rPr>
+          <w:b/>
+          <w:bCs/>
+        </w:rPr>
+      </w:pPr>
+      <w:r>
+        <w:rPr>
+          <w:b/>
+          <w:bCs/>
+        </w:rPr>
+        <w:t xml:space="preserve">   </w:t>
+      </w:r>
+      <w:r>
+        <w:rPr>
+          <w:rFonts w:ascii="Arial" w:hAnsi="Arial" w:cs="Arial"/>
+          <w:b/>
+          <w:bCs/>
+        </w:rPr>
+        <w:t>├</w:t>
+      </w:r>
+      <w:r>
+        <w:rPr>
+          <w:rFonts w:ascii="Calibri" w:hAnsi="Calibri" w:cs="Calibri"/>
+          <w:b/>
+          <w:bCs/>
+        </w:rPr>
+        <w:t>──</w:t>
+      </w:r>
+      <w:r>
+        <w:rPr>
+          <w:b/>
+          <w:bCs/>
+        </w:rPr>
+        <w:t xml:space="preserve"> Departments</w:t>
+      </w:r>
+    </w:p>
+    <w:p>
+      <w:pPr>
+        <w:rPr>
+          <w:b/>
+          <w:bCs/>
+        </w:rPr>
+      </w:pPr>
+      <w:r>
+        <w:rPr>
+          <w:b/>
+          <w:bCs/>
+        </w:rPr>
+        <w:t xml:space="preserve">   </w:t>
+      </w:r>
+      <w:r>
+        <w:rPr>
+          <w:rFonts w:ascii="Arial" w:hAnsi="Arial" w:cs="Arial"/>
+          <w:b/>
+          <w:bCs/>
+        </w:rPr>
+        <w:t>├</w:t>
+      </w:r>
+      <w:r>
+        <w:rPr>
+          <w:rFonts w:ascii="Calibri" w:hAnsi="Calibri" w:cs="Calibri"/>
+          <w:b/>
+          <w:bCs/>
+        </w:rPr>
+        <w:t>──</w:t>
+      </w:r>
+      <w:r>
+        <w:rPr>
+          <w:b/>
+          <w:bCs/>
+        </w:rPr>
+        <w:t xml:space="preserve"> Courses</w:t>
+      </w:r>
+    </w:p>
+    <w:p>
+      <w:pPr>
+        <w:rPr>
+          <w:b/>
+          <w:bCs/>
+        </w:rPr>
+      </w:pPr>
+      <w:r>
+        <w:rPr>
+          <w:b/>
+          <w:bCs/>
+        </w:rPr>
+        <w:t xml:space="preserve">   </w:t>
+      </w:r>
+      <w:r>
+        <w:rPr>
+          <w:rFonts w:ascii="Arial" w:hAnsi="Arial" w:cs="Arial"/>
+          <w:b/>
+          <w:bCs/>
+        </w:rPr>
+        <w:t>├</w:t>
+      </w:r>
+      <w:r>
+        <w:rPr>
+          <w:rFonts w:ascii="Calibri" w:hAnsi="Calibri" w:cs="Calibri"/>
+          <w:b/>
+          <w:bCs/>
+        </w:rPr>
+        <w:t>──</w:t>
+      </w:r>
+      <w:r>
+        <w:rPr>
+          <w:b/>
+          <w:bCs/>
+        </w:rPr>
+        <w:t xml:space="preserve"> Classes</w:t>
+      </w:r>
+    </w:p>
+    <w:p>
+      <w:pPr>
+        <w:rPr>
+          <w:b/>
+          <w:bCs/>
+        </w:rPr>
+      </w:pPr>
+      <w:r>
+        <w:rPr>
+          <w:b/>
+          <w:bCs/>
+        </w:rPr>
+        <w:t xml:space="preserve">   </w:t>
+      </w:r>
+      <w:r>
+        <w:rPr>
+          <w:rFonts w:ascii="Arial" w:hAnsi="Arial" w:cs="Arial"/>
+          <w:b/>
+          <w:bCs/>
+        </w:rPr>
+        <w:t>├</w:t>
+      </w:r>
+      <w:r>
+        <w:rPr>
+          <w:rFonts w:ascii="Calibri" w:hAnsi="Calibri" w:cs="Calibri"/>
+          <w:b/>
+          <w:bCs/>
+        </w:rPr>
+        <w:t>──</w:t>
+      </w:r>
+      <w:r>
+        <w:rPr>
+          <w:b/>
+          <w:bCs/>
+        </w:rPr>
+        <w:t xml:space="preserve"> Sections</w:t>
+      </w:r>
+    </w:p>
+    <w:p>
+      <w:pPr>
+        <w:rPr>
+          <w:b/>
+          <w:bCs/>
+        </w:rPr>
+      </w:pPr>
+      <w:r>
+        <w:rPr>
+          <w:b/>
+          <w:bCs/>
+        </w:rPr>
+        <w:t xml:space="preserve">   </w:t>
+      </w:r>
+      <w:r>
+        <w:rPr>
+          <w:rFonts w:ascii="Arial" w:hAnsi="Arial" w:cs="Arial"/>
+          <w:b/>
+          <w:bCs/>
+        </w:rPr>
+        <w:t>├</w:t>
+      </w:r>
+      <w:r>
+        <w:rPr>
+          <w:rFonts w:ascii="Calibri" w:hAnsi="Calibri" w:cs="Calibri"/>
+          <w:b/>
+          <w:bCs/>
+        </w:rPr>
+        <w:t>──</w:t>
+      </w:r>
+      <w:r>
+        <w:rPr>
+          <w:b/>
+          <w:bCs/>
+        </w:rPr>
+        <w:t xml:space="preserve"> Groups</w:t>
+      </w:r>
+    </w:p>
+    <w:p>
+      <w:pPr>
+        <w:rPr>
+          <w:b/>
+          <w:bCs/>
+        </w:rPr>
+      </w:pPr>
+      <w:r>
+        <w:rPr>
+          <w:b/>
+          <w:bCs/>
+        </w:rPr>
+        <w:t xml:space="preserve">   </w:t>
+      </w:r>
+      <w:r>
+        <w:rPr>
+          <w:rFonts w:ascii="Arial" w:hAnsi="Arial" w:cs="Arial"/>
+          <w:b/>
+          <w:bCs/>
+        </w:rPr>
+        <w:t>├</w:t>
+      </w:r>
+      <w:r>
+        <w:rPr>
+          <w:rFonts w:ascii="Calibri" w:hAnsi="Calibri" w:cs="Calibri"/>
+          <w:b/>
+          <w:bCs/>
+        </w:rPr>
+        <w:t>──</w:t>
+      </w:r>
+      <w:r>
+        <w:rPr>
+          <w:b/>
+          <w:bCs/>
+        </w:rPr>
+        <w:t xml:space="preserve"> Academic Sessions</w:t>
+      </w:r>
+    </w:p>
+    <w:p>
+      <w:pPr>
+        <w:rPr>
+          <w:b/>
+          <w:bCs/>
+        </w:rPr>
+      </w:pPr>
+      <w:r>
+        <w:rPr>
+          <w:b/>
+          <w:bCs/>
+        </w:rPr>
+        <w:t xml:space="preserve">   └── Semesters</w:t>
+      </w:r>
+    </w:p>
+    <w:p>
+      <w:pPr>
+        <w:rPr>
+          <w:b/>
+          <w:bCs/>
+        </w:rPr>
+      </w:pPr>
+    </w:p>
+    <w:p>
+      <w:pPr>
+        <w:rPr>
+          <w:b/>
+          <w:bCs/>
+        </w:rPr>
+      </w:pPr>
+      <w:r>
+        <w:rPr>
+          <w:rFonts w:ascii="Segoe UI Emoji" w:hAnsi="Segoe UI Emoji" w:cs="Segoe UI Emoji"/>
+          <w:b/>
+          <w:bCs/>
+        </w:rPr>
+        <w:t>🎓</w:t>
+      </w:r>
+      <w:r>
+        <w:rPr>
+          <w:b/>
+          <w:bCs/>
+        </w:rPr>
+        <w:t xml:space="preserve"> Students</w:t>
+      </w:r>
+    </w:p>
+    <w:p>
+      <w:pPr>
+        <w:rPr>
+          <w:b/>
+          <w:bCs/>
+        </w:rPr>
+      </w:pPr>
+      <w:r>
+        <w:rPr>
+          <w:b/>
+          <w:bCs/>
+        </w:rPr>
+        <w:t xml:space="preserve">   </w:t>
+      </w:r>
+      <w:r>
+        <w:rPr>
+          <w:rFonts w:ascii="Arial" w:hAnsi="Arial" w:cs="Arial"/>
+          <w:b/>
+          <w:bCs/>
+        </w:rPr>
+        <w:t>├</w:t>
+      </w:r>
+      <w:r>
+        <w:rPr>
+          <w:rFonts w:ascii="Calibri" w:hAnsi="Calibri" w:cs="Calibri"/>
+          <w:b/>
+          <w:bCs/>
+        </w:rPr>
+        <w:t>──</w:t>
+      </w:r>
+      <w:r>
+        <w:rPr>
+          <w:b/>
+          <w:bCs/>
+        </w:rPr>
+        <w:t xml:space="preserve"> Students</w:t>
+      </w:r>
+    </w:p>
+    <w:p>
+      <w:pPr>
+        <w:rPr>
+          <w:b/>
+          <w:bCs/>
+        </w:rPr>
+      </w:pPr>
+      <w:r>
+        <w:rPr>
+          <w:b/>
+          <w:bCs/>
+        </w:rPr>
+        <w:t xml:space="preserve">   </w:t>
+      </w:r>
+      <w:r>
+        <w:rPr>
+          <w:rFonts w:ascii="Arial" w:hAnsi="Arial" w:cs="Arial"/>
+          <w:b/>
+          <w:bCs/>
+        </w:rPr>
+        <w:t>├</w:t>
+      </w:r>
+      <w:r>
+        <w:rPr>
+          <w:rFonts w:ascii="Calibri" w:hAnsi="Calibri" w:cs="Calibri"/>
+          <w:b/>
+          <w:bCs/>
+        </w:rPr>
+        <w:t>──</w:t>
+      </w:r>
+      <w:r>
+        <w:rPr>
+          <w:b/>
+          <w:bCs/>
+        </w:rPr>
+        <w:t xml:space="preserve"> Admissions</w:t>
+      </w:r>
+    </w:p>
+    <w:p>
+      <w:pPr>
+        <w:rPr>
+          <w:b/>
+          <w:bCs/>
+        </w:rPr>
+      </w:pPr>
+      <w:r>
+        <w:rPr>
+          <w:b/>
+          <w:bCs/>
+        </w:rPr>
+        <w:t xml:space="preserve">   └── Student Promotion</w:t>
+      </w:r>
+    </w:p>
+    <w:p>
+      <w:pPr>
+        <w:rPr>
+          <w:b/>
+          <w:bCs/>
+        </w:rPr>
+      </w:pPr>
+    </w:p>
+    <w:p>
+      <w:pPr>
+        <w:rPr>
+          <w:b/>
+          <w:bCs/>
+        </w:rPr>
+      </w:pPr>
+      <w:r>
+        <w:rPr>
+          <w:rFonts w:ascii="Segoe UI Emoji" w:hAnsi="Segoe UI Emoji" w:cs="Segoe UI Emoji"/>
+          <w:b/>
+          <w:bCs/>
+        </w:rPr>
+        <w:t>👨</w:t>
+      </w:r>
+      <w:r>
+        <w:rPr>
+          <w:b/>
+          <w:bCs/>
+        </w:rPr>
+        <w:t>‍</w:t>
+      </w:r>
+      <w:r>
+        <w:rPr>
+          <w:rFonts w:ascii="Segoe UI Emoji" w:hAnsi="Segoe UI Emoji" w:cs="Segoe UI Emoji"/>
+          <w:b/>
+          <w:bCs/>
+        </w:rPr>
+        <w:t>🏫</w:t>
+      </w:r>
+      <w:r>
+        <w:rPr>
+          <w:b/>
+          <w:bCs/>
+        </w:rPr>
+        <w:t xml:space="preserve"> Teachers</w:t>
+      </w:r>
+    </w:p>
+    <w:p>
+      <w:pPr>
+        <w:rPr>
+          <w:b/>
+          <w:bCs/>
+        </w:rPr>
+      </w:pPr>
+      <w:r>
+        <w:rPr>
+          <w:b/>
+          <w:bCs/>
+        </w:rPr>
+        <w:t xml:space="preserve">   </w:t>
+      </w:r>
+      <w:r>
+        <w:rPr>
+          <w:rFonts w:ascii="Arial" w:hAnsi="Arial" w:cs="Arial"/>
+          <w:b/>
+          <w:bCs/>
+        </w:rPr>
+        <w:t>├</w:t>
+      </w:r>
+      <w:r>
+        <w:rPr>
+          <w:rFonts w:ascii="Calibri" w:hAnsi="Calibri" w:cs="Calibri"/>
+          <w:b/>
+          <w:bCs/>
+        </w:rPr>
+        <w:t>──</w:t>
+      </w:r>
+      <w:r>
+        <w:rPr>
+          <w:b/>
+          <w:bCs/>
+        </w:rPr>
+        <w:t xml:space="preserve"> Teachers</w:t>
+      </w:r>
+    </w:p>
+    <w:p>
+      <w:pPr>
+        <w:rPr>
+          <w:b/>
+          <w:bCs/>
+        </w:rPr>
+      </w:pPr>
+      <w:r>
+        <w:rPr>
+          <w:b/>
+          <w:bCs/>
+        </w:rPr>
+        <w:t xml:space="preserve">   └── Teacher Assignments</w:t>
+      </w:r>
+    </w:p>
+    <w:p>
+      <w:pPr>
+        <w:rPr>
+          <w:b/>
+          <w:bCs/>
+        </w:rPr>
+      </w:pPr>
+    </w:p>
+    <w:p>
+      <w:pPr>
+        <w:rPr>
+          <w:b/>
+          <w:bCs/>
+        </w:rPr>
+      </w:pPr>
+      <w:r>
+        <w:rPr>
+          <w:rFonts w:ascii="Segoe UI Emoji" w:hAnsi="Segoe UI Emoji" w:cs="Segoe UI Emoji"/>
+          <w:b/>
+          <w:bCs/>
+        </w:rPr>
+        <w:t>💰</w:t>
+      </w:r>
+      <w:r>
+        <w:rPr>
+          <w:b/>
+          <w:bCs/>
+        </w:rPr>
+        <w:t xml:space="preserve"> Fees &amp; Payments</w:t>
+      </w:r>
+    </w:p>
+    <w:p>
+      <w:pPr>
+        <w:rPr>
+          <w:b/>
+          <w:bCs/>
+        </w:rPr>
+      </w:pPr>
+      <w:r>
+        <w:rPr>
+          <w:b/>
+          <w:bCs/>
+        </w:rPr>
+        <w:t xml:space="preserve">   </w:t>
+      </w:r>
+      <w:r>
+        <w:rPr>
+          <w:rFonts w:ascii="Arial" w:hAnsi="Arial" w:cs="Arial"/>
+          <w:b/>
+          <w:bCs/>
+        </w:rPr>
+        <w:t>├</w:t>
+      </w:r>
+      <w:r>
+        <w:rPr>
+          <w:rFonts w:ascii="Calibri" w:hAnsi="Calibri" w:cs="Calibri"/>
+          <w:b/>
+          <w:bCs/>
+        </w:rPr>
+        <w:t>──</w:t>
+      </w:r>
+      <w:r>
+        <w:rPr>
+          <w:b/>
+          <w:bCs/>
+        </w:rPr>
+        <w:t xml:space="preserve"> Fee Types</w:t>
+      </w:r>
+    </w:p>
+    <w:p>
+      <w:pPr>
+        <w:rPr>
+          <w:b/>
+          <w:bCs/>
+        </w:rPr>
+      </w:pPr>
+      <w:r>
+        <w:rPr>
+          <w:b/>
+          <w:bCs/>
+        </w:rPr>
+        <w:t xml:space="preserve">   </w:t>
+      </w:r>
+      <w:r>
+        <w:rPr>
+          <w:rFonts w:ascii="Arial" w:hAnsi="Arial" w:cs="Arial"/>
+          <w:b/>
+          <w:bCs/>
+        </w:rPr>
+        <w:t>├</w:t>
+      </w:r>
+      <w:r>
+        <w:rPr>
+          <w:rFonts w:ascii="Calibri" w:hAnsi="Calibri" w:cs="Calibri"/>
+          <w:b/>
+          <w:bCs/>
+        </w:rPr>
+        <w:t>──</w:t>
+      </w:r>
+      <w:r>
+        <w:rPr>
+          <w:b/>
+          <w:bCs/>
+        </w:rPr>
+        <w:t xml:space="preserve"> Fee Collection</w:t>
+      </w:r>
+    </w:p>
+    <w:p>
+      <w:pPr>
+        <w:rPr>
+          <w:b/>
+          <w:bCs/>
+        </w:rPr>
+      </w:pPr>
+      <w:r>
+        <w:rPr>
+          <w:b/>
+          <w:bCs/>
+        </w:rPr>
+        <w:t xml:space="preserve">   </w:t>
+      </w:r>
+      <w:r>
+        <w:rPr>
+          <w:rFonts w:ascii="Arial" w:hAnsi="Arial" w:cs="Arial"/>
+          <w:b/>
+          <w:bCs/>
+        </w:rPr>
+        <w:t>├</w:t>
+      </w:r>
+      <w:r>
+        <w:rPr>
+          <w:rFonts w:ascii="Calibri" w:hAnsi="Calibri" w:cs="Calibri"/>
+          <w:b/>
+          <w:bCs/>
+        </w:rPr>
+        <w:t>──</w:t>
+      </w:r>
+      <w:r>
+        <w:rPr>
+          <w:b/>
+          <w:bCs/>
+        </w:rPr>
+        <w:t xml:space="preserve"> Payment Slips</w:t>
+      </w:r>
+    </w:p>
+    <w:p>
+      <w:pPr>
+        <w:rPr>
+          <w:b/>
+          <w:bCs/>
+        </w:rPr>
+      </w:pPr>
+      <w:r>
+        <w:rPr>
+          <w:b/>
+          <w:bCs/>
+        </w:rPr>
+        <w:lastRenderedPageBreak/>
+        <w:t xml:space="preserve">   └── Payment Reports</w:t>
+      </w:r>
+    </w:p>
+    <w:p>
+      <w:pPr>
+        <w:rPr>
+          <w:b/>
+          <w:bCs/>
+        </w:rPr>
+      </w:pPr>
+    </w:p>
+    <w:p>
+      <w:pPr>
+        <w:rPr>
+          <w:b/>
+          <w:bCs/>
+        </w:rPr>
+      </w:pPr>
+      <w:r>
+        <w:rPr>
+          <w:rFonts w:ascii="Segoe UI Emoji" w:hAnsi="Segoe UI Emoji" w:cs="Segoe UI Emoji"/>
+          <w:b/>
+          <w:bCs/>
+        </w:rPr>
+        <w:t>📅</w:t>
+      </w:r>
+      <w:r>
+        <w:rPr>
+          <w:b/>
+          <w:bCs/>
+        </w:rPr>
+        <w:t xml:space="preserve"> Attendance</w:t>
+      </w:r>
+    </w:p>
+    <w:p>
+      <w:pPr>
+        <w:rPr>
+          <w:b/>
+          <w:bCs/>
+        </w:rPr>
+      </w:pPr>
+      <w:r>
+        <w:rPr>
+          <w:b/>
+          <w:bCs/>
+        </w:rPr>
+        <w:t xml:space="preserve">   </w:t>
+      </w:r>
+      <w:r>
+        <w:rPr>
+          <w:rFonts w:ascii="Arial" w:hAnsi="Arial" w:cs="Arial"/>
+          <w:b/>
+          <w:bCs/>
+        </w:rPr>
+        <w:t>├</w:t>
+      </w:r>
+      <w:r>
+        <w:rPr>
+          <w:rFonts w:ascii="Calibri" w:hAnsi="Calibri" w:cs="Calibri"/>
+          <w:b/>
+          <w:bCs/>
+        </w:rPr>
+        <w:t>──</w:t>
+      </w:r>
+      <w:r>
+        <w:rPr>
+          <w:b/>
+          <w:bCs/>
+        </w:rPr>
+        <w:t xml:space="preserve"> Student Attendance</w:t>
+      </w:r>
+    </w:p>
+    <w:p>
+      <w:pPr>
+        <w:rPr>
+          <w:b/>
+          <w:bCs/>
+        </w:rPr>
+      </w:pPr>
+      <w:r>
+        <w:rPr>
+          <w:b/>
+          <w:bCs/>
+        </w:rPr>
+        <w:t xml:space="preserve">   └── Teacher Attendance</w:t>
+      </w:r>
+    </w:p>
+    <w:p>
+      <w:pPr>
+        <w:rPr>
+          <w:b/>
+          <w:bCs/>
+        </w:rPr>
+      </w:pPr>
+    </w:p>
+    <w:p>
+      <w:pPr>
+        <w:rPr>
+          <w:b/>
+          <w:bCs/>
+        </w:rPr>
+      </w:pPr>
+      <w:r>
+        <w:rPr>
+          <w:rFonts w:ascii="Segoe UI Emoji" w:hAnsi="Segoe UI Emoji" w:cs="Segoe UI Emoji"/>
+          <w:b/>
+          <w:bCs/>
+        </w:rPr>
+        <w:t>📝</w:t>
+      </w:r>
+      <w:r>
+        <w:rPr>
+          <w:b/>
+          <w:bCs/>
+        </w:rPr>
+        <w:t xml:space="preserve"> Examinations</w:t>
+      </w:r>
+    </w:p>
+    <w:p>
+      <w:pPr>
+        <w:rPr>
+          <w:b/>
+          <w:bCs/>
+        </w:rPr>
+      </w:pPr>
+      <w:r>
+        <w:rPr>
+          <w:b/>
+          <w:bCs/>
+        </w:rPr>
+        <w:t xml:space="preserve">   </w:t>
+      </w:r>
+      <w:r>
+        <w:rPr>
+          <w:rFonts w:ascii="Arial" w:hAnsi="Arial" w:cs="Arial"/>
+          <w:b/>
+          <w:bCs/>
+        </w:rPr>
+        <w:t>├</w:t>
+      </w:r>
+      <w:r>
+        <w:rPr>
+          <w:rFonts w:ascii="Calibri" w:hAnsi="Calibri" w:cs="Calibri"/>
+          <w:b/>
+          <w:bCs/>
+        </w:rPr>
+        <w:t>──</w:t>
+      </w:r>
+      <w:r>
+        <w:rPr>
+          <w:b/>
+          <w:bCs/>
+        </w:rPr>
+        <w:t xml:space="preserve"> Exams</w:t>
+      </w:r>
+    </w:p>
+    <w:p>
+      <w:pPr>
+        <w:rPr>
+          <w:b/>
+          <w:bCs/>
+        </w:rPr>
+      </w:pPr>
+      <w:r>
+        <w:rPr>
+          <w:b/>
+          <w:bCs/>
+        </w:rPr>
+        <w:t xml:space="preserve">   </w:t>
+      </w:r>
+      <w:r>
+        <w:rPr>
+          <w:rFonts w:ascii="Arial" w:hAnsi="Arial" w:cs="Arial"/>
+          <w:b/>
+          <w:bCs/>
+        </w:rPr>
+        <w:t>├</w:t>
+      </w:r>
+      <w:r>
+        <w:rPr>
+          <w:rFonts w:ascii="Calibri" w:hAnsi="Calibri" w:cs="Calibri"/>
+          <w:b/>
+          <w:bCs/>
+        </w:rPr>
+        <w:t>──</w:t>
+      </w:r>
+      <w:r>
+        <w:rPr>
+          <w:b/>
+          <w:bCs/>
+        </w:rPr>
+        <w:t xml:space="preserve"> Exam Schedule</w:t>
+      </w:r>
+    </w:p>
+    <w:p>
+      <w:pPr>
+        <w:rPr>
+          <w:b/>
+          <w:bCs/>
+        </w:rPr>
+      </w:pPr>
+      <w:r>
+        <w:rPr>
+          <w:b/>
+          <w:bCs/>
+        </w:rPr>
+        <w:t xml:space="preserve">   </w:t>
+      </w:r>
+      <w:r>
+        <w:rPr>
+          <w:rFonts w:ascii="Arial" w:hAnsi="Arial" w:cs="Arial"/>
+          <w:b/>
+          <w:bCs/>
+        </w:rPr>
+        <w:t>├</w:t>
+      </w:r>
+      <w:r>
+        <w:rPr>
+          <w:rFonts w:ascii="Calibri" w:hAnsi="Calibri" w:cs="Calibri"/>
+          <w:b/>
+          <w:bCs/>
+        </w:rPr>
+        <w:t>──</w:t>
+      </w:r>
+      <w:r>
+        <w:rPr>
+          <w:b/>
+          <w:bCs/>
+        </w:rPr>
+        <w:t xml:space="preserve"> Marks</w:t>
+      </w:r>
+    </w:p>
+    <w:p>
+      <w:pPr>
+        <w:rPr>
+          <w:b/>
+          <w:bCs/>
+        </w:rPr>
+      </w:pPr>
+      <w:r>
+        <w:rPr>
+          <w:b/>
+          <w:bCs/>
+        </w:rPr>
+        <w:t xml:space="preserve">   └── Results</w:t>
+      </w:r>
+    </w:p>
+    <w:p>
+      <w:pPr>
+        <w:rPr>
+          <w:b/>
+          <w:bCs/>
+        </w:rPr>
+      </w:pPr>
+    </w:p>
+    <w:p>
+      <w:pPr>
+        <w:rPr>
+          <w:b/>
+          <w:bCs/>
+        </w:rPr>
+      </w:pPr>
+      <w:r>
+        <w:rPr>
+          <w:rFonts w:ascii="Segoe UI Emoji" w:hAnsi="Segoe UI Emoji" w:cs="Segoe UI Emoji"/>
+          <w:b/>
+          <w:bCs/>
+        </w:rPr>
+        <w:t>📚</w:t>
+      </w:r>
+      <w:r>
+        <w:rPr>
+          <w:b/>
+          <w:bCs/>
+        </w:rPr>
+        <w:t xml:space="preserve"> Library</w:t>
+      </w:r>
+    </w:p>
+    <w:p>
+      <w:pPr>
+        <w:rPr>
+          <w:b/>
+          <w:bCs/>
+        </w:rPr>
+      </w:pPr>
+      <w:r>
+        <w:rPr>
+          <w:b/>
+          <w:bCs/>
+        </w:rPr>
+        <w:t xml:space="preserve">   </w:t>
+      </w:r>
+      <w:r>
+        <w:rPr>
+          <w:rFonts w:ascii="Arial" w:hAnsi="Arial" w:cs="Arial"/>
+          <w:b/>
+          <w:bCs/>
+        </w:rPr>
+        <w:t>├</w:t>
+      </w:r>
+      <w:r>
+        <w:rPr>
+          <w:rFonts w:ascii="Calibri" w:hAnsi="Calibri" w:cs="Calibri"/>
+          <w:b/>
+          <w:bCs/>
+        </w:rPr>
+        <w:t>──</w:t>
+      </w:r>
+      <w:r>
+        <w:rPr>
+          <w:b/>
+          <w:bCs/>
+        </w:rPr>
+        <w:t xml:space="preserve"> Books</w:t>
+      </w:r>
+    </w:p>
+    <w:p>
+      <w:pPr>
+        <w:rPr>
+          <w:b/>
+          <w:bCs/>
+        </w:rPr>
+      </w:pPr>
+      <w:r>
+        <w:rPr>
+          <w:b/>
+          <w:bCs/>
+        </w:rPr>
+        <w:t xml:space="preserve">   </w:t>
+      </w:r>
+      <w:r>
+        <w:rPr>
+          <w:rFonts w:ascii="Arial" w:hAnsi="Arial" w:cs="Arial"/>
+          <w:b/>
+          <w:bCs/>
+        </w:rPr>
+        <w:t>├</w:t>
+      </w:r>
+      <w:r>
+        <w:rPr>
+          <w:rFonts w:ascii="Calibri" w:hAnsi="Calibri" w:cs="Calibri"/>
+          <w:b/>
+          <w:bCs/>
+        </w:rPr>
+        <w:t>──</w:t>
+      </w:r>
+      <w:r>
+        <w:rPr>
+          <w:b/>
+          <w:bCs/>
+        </w:rPr>
+        <w:t xml:space="preserve"> Issue / Return</w:t>
+      </w:r>
+    </w:p>
+    <w:p>
+      <w:pPr>
+        <w:rPr>
+          <w:b/>
+          <w:bCs/>
+        </w:rPr>
+      </w:pPr>
+      <w:r>
+        <w:rPr>
+          <w:b/>
+          <w:bCs/>
+        </w:rPr>
+        <w:t xml:space="preserve">   └── Fines</w:t>
+      </w:r>
+    </w:p>
+    <w:p>
+      <w:pPr>
+        <w:rPr>
+          <w:b/>
+          <w:bCs/>
+        </w:rPr>
+      </w:pPr>
+    </w:p>
+    <w:p>
+      <w:pPr>
+        <w:rPr>
+          <w:b/>
+          <w:bCs/>
+        </w:rPr>
+      </w:pPr>
+      <w:r>
+        <w:rPr>
+          <w:rFonts w:ascii="Segoe UI Emoji" w:hAnsi="Segoe UI Emoji" w:cs="Segoe UI Emoji"/>
+          <w:b/>
+          <w:bCs/>
+        </w:rPr>
+        <w:t>📊</w:t>
+      </w:r>
+      <w:r>
+        <w:rPr>
+          <w:b/>
+          <w:bCs/>
+        </w:rPr>
+        <w:t xml:space="preserve"> Reports</w:t>
+      </w:r>
+    </w:p>
+    <w:p>
+      <w:pPr>
+        <w:rPr>
+          <w:b/>
+          <w:bCs/>
+        </w:rPr>
+      </w:pPr>
+      <w:r>
+        <w:rPr>
+          <w:b/>
+          <w:bCs/>
+        </w:rPr>
+        <w:t xml:space="preserve">   </w:t>
+      </w:r>
+      <w:r>
+        <w:rPr>
+          <w:rFonts w:ascii="Arial" w:hAnsi="Arial" w:cs="Arial"/>
+          <w:b/>
+          <w:bCs/>
+        </w:rPr>
+        <w:t>├</w:t>
+      </w:r>
+      <w:r>
+        <w:rPr>
+          <w:rFonts w:ascii="Calibri" w:hAnsi="Calibri" w:cs="Calibri"/>
+          <w:b/>
+          <w:bCs/>
+        </w:rPr>
+        <w:t>──</w:t>
+      </w:r>
+      <w:r>
+        <w:rPr>
+          <w:b/>
+          <w:bCs/>
+        </w:rPr>
+        <w:t xml:space="preserve"> Student Reports</w:t>
+      </w:r>
+    </w:p>
+    <w:p>
+      <w:pPr>
+        <w:rPr>
+          <w:b/>
+          <w:bCs/>
+        </w:rPr>
+      </w:pPr>
+      <w:r>
+        <w:rPr>
+          <w:b/>
+          <w:bCs/>
+        </w:rPr>
+        <w:t xml:space="preserve">   </w:t>
+      </w:r>
+      <w:r>
+        <w:rPr>
+          <w:rFonts w:ascii="Arial" w:hAnsi="Arial" w:cs="Arial"/>
+          <w:b/>
+          <w:bCs/>
+        </w:rPr>
+        <w:t>├</w:t>
+      </w:r>
+      <w:r>
+        <w:rPr>
+          <w:rFonts w:ascii="Calibri" w:hAnsi="Calibri" w:cs="Calibri"/>
+          <w:b/>
+          <w:bCs/>
+        </w:rPr>
+        <w:t>──</w:t>
+      </w:r>
+      <w:r>
+        <w:rPr>
+          <w:b/>
+          <w:bCs/>
+        </w:rPr>
+        <w:t xml:space="preserve"> Academic Reports</w:t>
+      </w:r>
+    </w:p>
+    <w:p>
+      <w:pPr>
+        <w:rPr>
+          <w:b/>
+          <w:bCs/>
+        </w:rPr>
+      </w:pPr>
+      <w:r>
+        <w:rPr>
+          <w:b/>
+          <w:bCs/>
+        </w:rPr>
+        <w:t xml:space="preserve">   </w:t>
+      </w:r>
+      <w:r>
+        <w:rPr>
+          <w:rFonts w:ascii="Arial" w:hAnsi="Arial" w:cs="Arial"/>
+          <w:b/>
+          <w:bCs/>
+        </w:rPr>
+        <w:t>├</w:t>
+      </w:r>
+      <w:r>
+        <w:rPr>
+          <w:rFonts w:ascii="Calibri" w:hAnsi="Calibri" w:cs="Calibri"/>
+          <w:b/>
+          <w:bCs/>
+        </w:rPr>
+        <w:t>──</w:t>
+      </w:r>
+      <w:r>
+        <w:rPr>
+          <w:b/>
+          <w:bCs/>
+        </w:rPr>
+        <w:t xml:space="preserve"> Fee Reports</w:t>
+      </w:r>
+    </w:p>
+    <w:p>
+      <w:pPr>
+        <w:rPr>
+          <w:b/>
+          <w:bCs/>
+        </w:rPr>
+      </w:pPr>
+      <w:r>
+        <w:rPr>
+          <w:b/>
+          <w:bCs/>
+        </w:rPr>
+        <w:t xml:space="preserve">   └── Attendance Reports</w:t>
+      </w:r>
+    </w:p>
+    <w:p>
+      <w:pPr>
+        <w:rPr>
+          <w:b/>
+          <w:bCs/>
+        </w:rPr>
+      </w:pPr>
+    </w:p>
+    <w:p>
+      <w:pPr>
+        <w:rPr>
+          <w:b/>
+          <w:bCs/>
+        </w:rPr>
+      </w:pPr>
+      <w:r>
+        <w:rPr>
+          <w:rFonts w:ascii="Segoe UI Emoji" w:hAnsi="Segoe UI Emoji" w:cs="Segoe UI Emoji"/>
+          <w:b/>
+          <w:bCs/>
+        </w:rPr>
+        <w:t>⚙</w:t>
+      </w:r>
+      <w:r>
+        <w:rPr>
+          <w:b/>
+          <w:bCs/>
+        </w:rPr>
+        <w:t>️ Settings</w:t>
+      </w:r>
+    </w:p>
+    <w:p>
+      <w:r>
+        <w:t xml:space="preserve">10. Students </w:t>
+      </w:r>
+      <w:r>
+        <w:rPr>
+          <w:rFonts w:ascii="Segoe UI Emoji" w:hAnsi="Segoe UI Emoji" w:cs="Segoe UI Emoji"/>
+        </w:rPr>
+        <w:t>✅</w:t>
+      </w:r>
+      <w:r>
+        <w:t xml:space="preserve"> Complete 11. Teachers </w:t>
+      </w:r>
+      <w:r>
+        <w:rPr>
+          <w:rFonts w:ascii="Segoe UI Emoji" w:hAnsi="Segoe UI Emoji" w:cs="Segoe UI Emoji"/>
+        </w:rPr>
+        <w:t>⏭</w:t>
+      </w:r>
+      <w:r>
+        <w:t xml:space="preserve">️ Skip for now 12. Subjects </w:t>
+      </w:r>
+      <w:r>
+        <w:rPr>
+          <w:rFonts w:ascii="Segoe UI Emoji" w:hAnsi="Segoe UI Emoji" w:cs="Segoe UI Emoji"/>
+        </w:rPr>
+        <w:t>⏭</w:t>
+      </w:r>
+      <w:r>
+        <w:t xml:space="preserve">️ Skip for now 13. Fee Categories </w:t>
+      </w:r>
+      <w:r>
+        <w:rPr>
+          <w:rFonts w:ascii="Segoe UI Emoji" w:hAnsi="Segoe UI Emoji" w:cs="Segoe UI Emoji"/>
+        </w:rPr>
+        <w:t>🔜</w:t>
+      </w:r>
+      <w:r>
+        <w:t xml:space="preserve"> Next 14. Fee Structures </w:t>
+      </w:r>
+      <w:r>
+        <w:rPr>
+          <w:rFonts w:ascii="Segoe UI Emoji" w:hAnsi="Segoe UI Emoji" w:cs="Segoe UI Emoji"/>
+        </w:rPr>
+        <w:t>🔜</w:t>
+      </w:r>
+      <w:r>
+        <w:t xml:space="preserve"> Next 15. Fee Payments </w:t>
+      </w:r>
+      <w:r>
+        <w:rPr>
+          <w:rFonts w:ascii="Segoe UI Emoji" w:hAnsi="Segoe UI Emoji" w:cs="Segoe UI Emoji"/>
+        </w:rPr>
+        <w:t>🔜</w:t>
+      </w:r>
+      <w:r>
+        <w:t xml:space="preserve"> Next 16. Payment Details </w:t>
+      </w:r>
+      <w:r>
+        <w:rPr>
+          <w:rFonts w:ascii="Segoe UI Emoji" w:hAnsi="Segoe UI Emoji" w:cs="Segoe UI Emoji"/>
+        </w:rPr>
+        <w:t>🔜</w:t>
+      </w:r>
+      <w:r>
+        <w:t xml:space="preserve"> Next 17. Payment Slip </w:t>
+      </w:r>
+      <w:r>
+        <w:rPr>
+          <w:rFonts w:ascii="Segoe UI Emoji" w:hAnsi="Segoe UI Emoji" w:cs="Segoe UI Emoji"/>
+        </w:rPr>
+        <w:t>🔜</w:t>
+      </w:r>
+      <w:r>
+        <w:t xml:space="preserve"> Next 18. Fee Reports </w:t>
+      </w:r>
+      <w:r>
+        <w:rPr>
+          <w:rFonts w:ascii="Segoe UI Emoji" w:hAnsi="Segoe UI Emoji" w:cs="Segoe UI Emoji"/>
+        </w:rPr>
+        <w:t>🔜</w:t>
+      </w:r>
+      <w:r>
+        <w:t xml:space="preserve"> Next</w:t>
+      </w:r>
+    </w:p>
     <w:sectPr>
       <w:pgSz w:w="12240" w:h="15840"/>
       <w:pgMar w:top="1440" w:right="1440" w:bottom="1440" w:left="1440" w:header="720" w:footer="720" w:gutter="0"/>

--- a/All document for student management/project order.docx
+++ b/All document for student management/project order.docx
@@ -7,6 +7,15 @@
         <w:t xml:space="preserve">1. Roles              </w:t>
       </w:r>
       <w:r>
+        <w:tab/>
+      </w:r>
+      <w:r>
+        <w:tab/>
+      </w:r>
+      <w:r>
+        <w:tab/>
+      </w:r>
+      <w:r>
         <w:rPr>
           <w:rFonts w:ascii="Segoe UI Emoji" w:hAnsi="Segoe UI Emoji" w:cs="Segoe UI Emoji"/>
         </w:rPr>
@@ -21,6 +30,12 @@
         <w:t xml:space="preserve">2. Users CRUD         </w:t>
       </w:r>
       <w:r>
+        <w:tab/>
+      </w:r>
+      <w:r>
+        <w:tab/>
+      </w:r>
+      <w:r>
         <w:rPr>
           <w:rFonts w:ascii="Segoe UI Emoji" w:hAnsi="Segoe UI Emoji" w:cs="Segoe UI Emoji"/>
         </w:rPr>
@@ -30,10 +45,133 @@
         <w:t xml:space="preserve"> Complete</w:t>
       </w:r>
     </w:p>
+    <w:p>
+      <w:r>
+        <w:tab/>
+      </w:r>
+      <w:r>
+        <w:tab/>
+      </w:r>
+    </w:p>
+    <w:p>
+      <w:r>
+        <w:t>3. Departments</w:t>
+      </w:r>
+      <w:r>
+        <w:t xml:space="preserve"> CRUD         </w:t>
+      </w:r>
+      <w:r>
+        <w:tab/>
+      </w:r>
+      <w:r>
+        <w:rPr>
+          <w:rFonts w:ascii="Segoe UI Emoji" w:hAnsi="Segoe UI Emoji" w:cs="Segoe UI Emoji"/>
+        </w:rPr>
+        <w:t>✅</w:t>
+      </w:r>
+      <w:r>
+        <w:t xml:space="preserve"> Complete</w:t>
+      </w:r>
+    </w:p>
+    <w:p>
+      <w:r>
+        <w:t>4. Courses</w:t>
+      </w:r>
+      <w:r>
+        <w:t xml:space="preserve"> CRUD         </w:t>
+      </w:r>
+      <w:r>
+        <w:tab/>
+      </w:r>
+      <w:r>
+        <w:tab/>
+      </w:r>
+      <w:r>
+        <w:rPr>
+          <w:rFonts w:ascii="Segoe UI Emoji" w:hAnsi="Segoe UI Emoji" w:cs="Segoe UI Emoji"/>
+        </w:rPr>
+        <w:t>✅</w:t>
+      </w:r>
+      <w:r>
+        <w:t xml:space="preserve"> Complete</w:t>
+      </w:r>
+    </w:p>
+    <w:p>
+      <w:r>
+        <w:t>5. Classes</w:t>
+      </w:r>
+      <w:r>
+        <w:t xml:space="preserve"> CRUD         </w:t>
+      </w:r>
+      <w:r>
+        <w:tab/>
+      </w:r>
+      <w:r>
+        <w:tab/>
+      </w:r>
+      <w:r>
+        <w:rPr>
+          <w:rFonts w:ascii="Segoe UI Emoji" w:hAnsi="Segoe UI Emoji" w:cs="Segoe UI Emoji"/>
+        </w:rPr>
+        <w:t>✅</w:t>
+      </w:r>
+      <w:r>
+        <w:t xml:space="preserve"> Complete</w:t>
+      </w:r>
+    </w:p>
+    <w:p>
+      <w:r>
+        <w:t>6. Sections</w:t>
+      </w:r>
+      <w:r>
+        <w:t xml:space="preserve"> </w:t>
+      </w:r>
+      <w:r>
+        <w:t xml:space="preserve">CRUD         </w:t>
+      </w:r>
+      <w:r>
+        <w:tab/>
+      </w:r>
+      <w:r>
+        <w:tab/>
+      </w:r>
+      <w:r>
+        <w:rPr>
+          <w:rFonts w:ascii="Segoe UI Emoji" w:hAnsi="Segoe UI Emoji" w:cs="Segoe UI Emoji"/>
+        </w:rPr>
+        <w:t>✅</w:t>
+      </w:r>
+      <w:r>
+        <w:t xml:space="preserve"> Complete</w:t>
+      </w:r>
+    </w:p>
+    <w:p>
+      <w:r>
+        <w:t>7. Groups</w:t>
+      </w:r>
+      <w:r>
+        <w:t xml:space="preserve"> CRUD        </w:t>
+      </w:r>
+      <w:r>
+        <w:tab/>
+      </w:r>
+      <w:r>
+        <w:tab/>
+      </w:r>
+      <w:r>
+        <w:rPr>
+          <w:rFonts w:ascii="Segoe UI Emoji" w:hAnsi="Segoe UI Emoji" w:cs="Segoe UI Emoji"/>
+        </w:rPr>
+        <w:t>✅</w:t>
+      </w:r>
+      <w:r>
+        <w:t xml:space="preserve"> Complete</w:t>
+      </w:r>
+    </w:p>
     <w:p/>
     <w:p>
       <w:r>
-        <w:t>3. Departments</w:t>
+        <w:t>8. Academic Sessions</w:t>
       </w:r>
       <w:r>
         <w:t xml:space="preserve"> CRUD         </w:t>
@@ -50,7 +188,92 @@
     </w:p>
     <w:p>
       <w:r>
-        <w:t>4. Courses</w:t>
+        <w:t>9. Semesters</w:t>
+      </w:r>
+      <w:r>
+        <w:t xml:space="preserve"> </w:t>
+      </w:r>
+      <w:r>
+        <w:t xml:space="preserve">CRUD         </w:t>
+      </w:r>
+      <w:r>
+        <w:tab/>
+      </w:r>
+      <w:r>
+        <w:tab/>
+      </w:r>
+      <w:r>
+        <w:rPr>
+          <w:rFonts w:ascii="Segoe UI Emoji" w:hAnsi="Segoe UI Emoji" w:cs="Segoe UI Emoji"/>
+        </w:rPr>
+        <w:t>✅</w:t>
+      </w:r>
+      <w:r>
+        <w:t xml:space="preserve"> Complete</w:t>
+      </w:r>
+    </w:p>
+    <w:p/>
+    <w:p>
+      <w:r>
+        <w:t>10. Students</w:t>
+      </w:r>
+      <w:r>
+        <w:t xml:space="preserve"> </w:t>
+      </w:r>
+      <w:r>
+        <w:t xml:space="preserve">CRUD         </w:t>
+      </w:r>
+      <w:r>
+        <w:tab/>
+      </w:r>
+      <w:r>
+        <w:tab/>
+      </w:r>
+      <w:r>
+        <w:rPr>
+          <w:rFonts w:ascii="Segoe UI Emoji" w:hAnsi="Segoe UI Emoji" w:cs="Segoe UI Emoji"/>
+        </w:rPr>
+        <w:t>✅</w:t>
+      </w:r>
+      <w:r>
+        <w:t xml:space="preserve"> Complete</w:t>
+      </w:r>
+    </w:p>
+    <w:p>
+      <w:r>
+        <w:t>11. Teachers</w:t>
+      </w:r>
+      <w:r>
+        <w:t xml:space="preserve"> </w:t>
+      </w:r>
+      <w:r>
+        <w:t xml:space="preserve">CRUD        </w:t>
+      </w:r>
+      <w:r>
+        <w:tab/>
+      </w:r>
+      <w:r>
+        <w:tab/>
+      </w:r>
+      <w:r>
+        <w:rPr>
+          <w:rFonts w:ascii="Segoe UI Emoji" w:hAnsi="Segoe UI Emoji" w:cs="Segoe UI Emoji"/>
+        </w:rPr>
+        <w:t>✅</w:t>
+      </w:r>
+      <w:r>
+        <w:t xml:space="preserve"> Complete</w:t>
+      </w:r>
+    </w:p>
+    <w:p>
+      <w:r>
+        <w:t>12. Subjects</w:t>
+      </w:r>
+    </w:p>
+    <w:p/>
+    <w:p>
+      <w:r>
+        <w:t>13. Fee Categories</w:t>
       </w:r>
       <w:r>
         <w:t xml:space="preserve"> CRUD         </w:t>
@@ -67,7 +290,7 @@
     </w:p>
     <w:p>
       <w:r>
-        <w:t>5. Classes</w:t>
+        <w:t>14. Fee Structures</w:t>
       </w:r>
       <w:r>
         <w:t xml:space="preserve"> CRUD         </w:t>
@@ -82,15 +305,19 @@
         <w:t xml:space="preserve"> Complete</w:t>
       </w:r>
     </w:p>
-    <w:p>
-      <w:r>
-        <w:t>6. Sections</w:t>
+    <w:p/>
+    <w:p>
+      <w:r>
+        <w:t>15. Fee Payments</w:t>
       </w:r>
       <w:r>
         <w:t xml:space="preserve"> </w:t>
       </w:r>
       <w:r>
-        <w:t xml:space="preserve">CRUD         </w:t>
+        <w:tab/>
+      </w:r>
+      <w:r>
+        <w:tab/>
       </w:r>
       <w:r>
         <w:rPr>
@@ -104,13 +331,13 @@
     </w:p>
     <w:p>
       <w:r>
-        <w:t>7. Groups</w:t>
-      </w:r>
-      <w:r>
-        <w:t xml:space="preserve"> </w:t>
-      </w:r>
-      <w:r>
-        <w:t xml:space="preserve">CRUD         </w:t>
+        <w:t>16. Payment Details</w:t>
+      </w:r>
+      <w:r>
+        <w:tab/>
+      </w:r>
+      <w:r>
+        <w:tab/>
       </w:r>
       <w:r>
         <w:rPr>
@@ -123,15 +350,16 @@
       </w:r>
     </w:p>
     <w:p/>
-    <w:p>
-      <w:r>
-        <w:t>8. Academic Sessions</w:t>
-      </w:r>
-      <w:r>
-        <w:t xml:space="preserve"> </w:t>
-      </w:r>
-      <w:r>
-        <w:t xml:space="preserve">CRUD         </w:t>
+    <w:p/>
+    <w:p>
+      <w:r>
+        <w:t>17. Payment Slip</w:t>
+      </w:r>
+      <w:r>
+        <w:tab/>
+      </w:r>
+      <w:r>
+        <w:tab/>
       </w:r>
       <w:r>
         <w:rPr>
@@ -145,13 +373,16 @@
     </w:p>
     <w:p>
       <w:r>
-        <w:t>9. Semesters</w:t>
-      </w:r>
-      <w:r>
-        <w:t xml:space="preserve"> </w:t>
-      </w:r>
-      <w:r>
-        <w:t xml:space="preserve">CRUD         </w:t>
+        <w:t>18. Fee Reports</w:t>
+      </w:r>
+      <w:r>
+        <w:tab/>
+      </w:r>
+      <w:r>
+        <w:tab/>
+      </w:r>
+      <w:r>
+        <w:tab/>
       </w:r>
       <w:r>
         <w:rPr>
@@ -161,106 +392,659 @@
       </w:r>
       <w:r>
         <w:t xml:space="preserve"> Complete</w:t>
-      </w:r>
-    </w:p>
-    <w:p/>
-    <w:p>
-      <w:r>
-        <w:t>10. Students</w:t>
-      </w:r>
-      <w:r>
-        <w:t xml:space="preserve"> </w:t>
-      </w:r>
-      <w:r>
-        <w:t xml:space="preserve">CRUD         </w:t>
-      </w:r>
-      <w:r>
-        <w:rPr>
-          <w:rFonts w:ascii="Segoe UI Emoji" w:hAnsi="Segoe UI Emoji" w:cs="Segoe UI Emoji"/>
-        </w:rPr>
-        <w:t>✅</w:t>
-      </w:r>
-      <w:r>
-        <w:t xml:space="preserve"> Complete</w:t>
-      </w:r>
-    </w:p>
-    <w:p>
-      <w:r>
-        <w:t>11. Teachers</w:t>
-      </w:r>
-    </w:p>
-    <w:p>
-      <w:r>
-        <w:t>12. Subjects</w:t>
-      </w:r>
-    </w:p>
-    <w:p/>
-    <w:p>
-      <w:r>
-        <w:t>13. Fee Categories</w:t>
-      </w:r>
-      <w:r>
-        <w:t xml:space="preserve"> </w:t>
-      </w:r>
-      <w:r>
-        <w:t xml:space="preserve">CRUD         </w:t>
-      </w:r>
-      <w:r>
-        <w:rPr>
-          <w:rFonts w:ascii="Segoe UI Emoji" w:hAnsi="Segoe UI Emoji" w:cs="Segoe UI Emoji"/>
-        </w:rPr>
-        <w:t>✅</w:t>
-      </w:r>
-      <w:r>
-        <w:t xml:space="preserve"> Complete</w:t>
-      </w:r>
-    </w:p>
-    <w:p>
-      <w:r>
-        <w:t>14. Fee Structures</w:t>
-      </w:r>
-      <w:r>
-        <w:t xml:space="preserve"> </w:t>
-      </w:r>
-      <w:r>
-        <w:t xml:space="preserve">CRUD         </w:t>
-      </w:r>
-      <w:r>
-        <w:rPr>
-          <w:rFonts w:ascii="Segoe UI Emoji" w:hAnsi="Segoe UI Emoji" w:cs="Segoe UI Emoji"/>
-        </w:rPr>
-        <w:t>✅</w:t>
-      </w:r>
-      <w:r>
-        <w:t xml:space="preserve"> Complete</w:t>
-      </w:r>
-    </w:p>
-    <w:p/>
-    <w:p>
-      <w:r>
-        <w:t>15. Fee Payments</w:t>
-      </w:r>
-    </w:p>
-    <w:p>
-      <w:r>
-        <w:t>16. Payment Details</w:t>
-      </w:r>
-    </w:p>
-    <w:p/>
-    <w:p>
-      <w:r>
-        <w:t>17. Payment Slip</w:t>
-      </w:r>
-    </w:p>
-    <w:p>
-      <w:r>
-        <w:t>18. Fee Reports</w:t>
       </w:r>
     </w:p>
     <w:p/>
     <w:p/>
     <w:p/>
     <w:p/>
+    <w:p/>
+    <w:p>
+      <w:pPr>
+        <w:rPr>
+          <w:b/>
+          <w:bCs/>
+        </w:rPr>
+      </w:pPr>
+      <w:r>
+        <w:rPr>
+          <w:b/>
+          <w:bCs/>
+        </w:rPr>
+        <w:t>Sidebar Structure:</w:t>
+      </w:r>
+      <w:r>
+        <w:rPr>
+          <w:b/>
+          <w:bCs/>
+        </w:rPr>
+        <w:br/>
+      </w:r>
+      <w:r>
+        <w:rPr>
+          <w:b/>
+          <w:bCs/>
+        </w:rPr>
+        <w:br/>
+      </w:r>
+      <w:r>
+        <w:rPr>
+          <w:b/>
+          <w:bCs/>
+        </w:rPr>
+        <w:t>Dashboard</w:t>
+      </w:r>
+    </w:p>
+    <w:p>
+      <w:pPr>
+        <w:rPr>
+          <w:b/>
+          <w:bCs/>
+        </w:rPr>
+      </w:pPr>
+    </w:p>
+    <w:p>
+      <w:pPr>
+        <w:rPr>
+          <w:b/>
+          <w:bCs/>
+        </w:rPr>
+      </w:pPr>
+      <w:r>
+        <w:rPr>
+          <w:rFonts w:ascii="Segoe UI Emoji" w:hAnsi="Segoe UI Emoji" w:cs="Segoe UI Emoji"/>
+          <w:b/>
+          <w:bCs/>
+        </w:rPr>
+        <w:t>👥</w:t>
+      </w:r>
+      <w:r>
+        <w:rPr>
+          <w:b/>
+          <w:bCs/>
+        </w:rPr>
+        <w:t xml:space="preserve"> User Management</w:t>
+      </w:r>
+    </w:p>
+    <w:p>
+      <w:pPr>
+        <w:rPr>
+          <w:b/>
+          <w:bCs/>
+        </w:rPr>
+      </w:pPr>
+      <w:r>
+        <w:rPr>
+          <w:b/>
+          <w:bCs/>
+        </w:rPr>
+        <w:t xml:space="preserve">   └── Users</w:t>
+      </w:r>
+    </w:p>
+    <w:p>
+      <w:pPr>
+        <w:rPr>
+          <w:b/>
+          <w:bCs/>
+        </w:rPr>
+      </w:pPr>
+    </w:p>
+    <w:p>
+      <w:pPr>
+        <w:rPr>
+          <w:b/>
+          <w:bCs/>
+        </w:rPr>
+      </w:pPr>
+      <w:r>
+        <w:rPr>
+          <w:rFonts w:ascii="Segoe UI Emoji" w:hAnsi="Segoe UI Emoji" w:cs="Segoe UI Emoji"/>
+          <w:b/>
+          <w:bCs/>
+        </w:rPr>
+        <w:t>📚</w:t>
+      </w:r>
+      <w:r>
+        <w:rPr>
+          <w:b/>
+          <w:bCs/>
+        </w:rPr>
+        <w:t xml:space="preserve"> Academic</w:t>
+      </w:r>
+    </w:p>
+    <w:p>
+      <w:pPr>
+        <w:rPr>
+          <w:b/>
+          <w:bCs/>
+        </w:rPr>
+      </w:pPr>
+      <w:r>
+        <w:rPr>
+          <w:b/>
+          <w:bCs/>
+        </w:rPr>
+        <w:t xml:space="preserve">   </w:t>
+      </w:r>
+      <w:r>
+        <w:rPr>
+          <w:rFonts w:ascii="Arial" w:hAnsi="Arial" w:cs="Arial"/>
+          <w:b/>
+          <w:bCs/>
+        </w:rPr>
+        <w:t>├</w:t>
+      </w:r>
+      <w:r>
+        <w:rPr>
+          <w:rFonts w:ascii="Calibri" w:hAnsi="Calibri" w:cs="Calibri"/>
+          <w:b/>
+          <w:bCs/>
+        </w:rPr>
+        <w:t>──</w:t>
+      </w:r>
+      <w:r>
+        <w:rPr>
+          <w:b/>
+          <w:bCs/>
+        </w:rPr>
+        <w:t xml:space="preserve"> Departments</w:t>
+      </w:r>
+    </w:p>
+    <w:p>
+      <w:pPr>
+        <w:rPr>
+          <w:b/>
+          <w:bCs/>
+        </w:rPr>
+      </w:pPr>
+      <w:r>
+        <w:rPr>
+          <w:b/>
+          <w:bCs/>
+        </w:rPr>
+        <w:t xml:space="preserve">   </w:t>
+      </w:r>
+      <w:r>
+        <w:rPr>
+          <w:rFonts w:ascii="Arial" w:hAnsi="Arial" w:cs="Arial"/>
+          <w:b/>
+          <w:bCs/>
+        </w:rPr>
+        <w:t>├</w:t>
+      </w:r>
+      <w:r>
+        <w:rPr>
+          <w:rFonts w:ascii="Calibri" w:hAnsi="Calibri" w:cs="Calibri"/>
+          <w:b/>
+          <w:bCs/>
+        </w:rPr>
+        <w:t>──</w:t>
+      </w:r>
+      <w:r>
+        <w:rPr>
+          <w:b/>
+          <w:bCs/>
+        </w:rPr>
+        <w:t xml:space="preserve"> Courses</w:t>
+      </w:r>
+    </w:p>
+    <w:p>
+      <w:pPr>
+        <w:rPr>
+          <w:b/>
+          <w:bCs/>
+        </w:rPr>
+      </w:pPr>
+      <w:r>
+        <w:rPr>
+          <w:b/>
+          <w:bCs/>
+        </w:rPr>
+        <w:t xml:space="preserve">   </w:t>
+      </w:r>
+      <w:r>
+        <w:rPr>
+          <w:rFonts w:ascii="Arial" w:hAnsi="Arial" w:cs="Arial"/>
+          <w:b/>
+          <w:bCs/>
+        </w:rPr>
+        <w:t>├</w:t>
+      </w:r>
+      <w:r>
+        <w:rPr>
+          <w:rFonts w:ascii="Calibri" w:hAnsi="Calibri" w:cs="Calibri"/>
+          <w:b/>
+          <w:bCs/>
+        </w:rPr>
+        <w:t>──</w:t>
+      </w:r>
+      <w:r>
+        <w:rPr>
+          <w:b/>
+          <w:bCs/>
+        </w:rPr>
+        <w:t xml:space="preserve"> Classes</w:t>
+      </w:r>
+    </w:p>
+    <w:p>
+      <w:pPr>
+        <w:rPr>
+          <w:b/>
+          <w:bCs/>
+        </w:rPr>
+      </w:pPr>
+      <w:r>
+        <w:rPr>
+          <w:b/>
+          <w:bCs/>
+        </w:rPr>
+        <w:t xml:space="preserve">   </w:t>
+      </w:r>
+      <w:r>
+        <w:rPr>
+          <w:rFonts w:ascii="Arial" w:hAnsi="Arial" w:cs="Arial"/>
+          <w:b/>
+          <w:bCs/>
+        </w:rPr>
+        <w:t>├</w:t>
+      </w:r>
+      <w:r>
+        <w:rPr>
+          <w:rFonts w:ascii="Calibri" w:hAnsi="Calibri" w:cs="Calibri"/>
+          <w:b/>
+          <w:bCs/>
+        </w:rPr>
+        <w:t>──</w:t>
+      </w:r>
+      <w:r>
+        <w:rPr>
+          <w:b/>
+          <w:bCs/>
+        </w:rPr>
+        <w:t xml:space="preserve"> Sections</w:t>
+      </w:r>
+    </w:p>
+    <w:p>
+      <w:pPr>
+        <w:rPr>
+          <w:b/>
+          <w:bCs/>
+        </w:rPr>
+      </w:pPr>
+      <w:r>
+        <w:rPr>
+          <w:b/>
+          <w:bCs/>
+        </w:rPr>
+        <w:t xml:space="preserve">   </w:t>
+      </w:r>
+      <w:r>
+        <w:rPr>
+          <w:rFonts w:ascii="Arial" w:hAnsi="Arial" w:cs="Arial"/>
+          <w:b/>
+          <w:bCs/>
+        </w:rPr>
+        <w:t>├</w:t>
+      </w:r>
+      <w:r>
+        <w:rPr>
+          <w:rFonts w:ascii="Calibri" w:hAnsi="Calibri" w:cs="Calibri"/>
+          <w:b/>
+          <w:bCs/>
+        </w:rPr>
+        <w:t>──</w:t>
+      </w:r>
+      <w:r>
+        <w:rPr>
+          <w:b/>
+          <w:bCs/>
+        </w:rPr>
+        <w:t xml:space="preserve"> Groups</w:t>
+      </w:r>
+    </w:p>
+    <w:p>
+      <w:pPr>
+        <w:rPr>
+          <w:b/>
+          <w:bCs/>
+        </w:rPr>
+      </w:pPr>
+      <w:r>
+        <w:rPr>
+          <w:b/>
+          <w:bCs/>
+        </w:rPr>
+        <w:t xml:space="preserve">   </w:t>
+      </w:r>
+      <w:r>
+        <w:rPr>
+          <w:rFonts w:ascii="Arial" w:hAnsi="Arial" w:cs="Arial"/>
+          <w:b/>
+          <w:bCs/>
+        </w:rPr>
+        <w:t>├</w:t>
+      </w:r>
+      <w:r>
+        <w:rPr>
+          <w:rFonts w:ascii="Calibri" w:hAnsi="Calibri" w:cs="Calibri"/>
+          <w:b/>
+          <w:bCs/>
+        </w:rPr>
+        <w:t>──</w:t>
+      </w:r>
+      <w:r>
+        <w:rPr>
+          <w:b/>
+          <w:bCs/>
+        </w:rPr>
+        <w:t xml:space="preserve"> Academic Sessions</w:t>
+      </w:r>
+    </w:p>
+    <w:p>
+      <w:pPr>
+        <w:rPr>
+          <w:b/>
+          <w:bCs/>
+        </w:rPr>
+      </w:pPr>
+      <w:r>
+        <w:rPr>
+          <w:b/>
+          <w:bCs/>
+        </w:rPr>
+        <w:t xml:space="preserve">   └── Semesters</w:t>
+      </w:r>
+    </w:p>
+    <w:p>
+      <w:pPr>
+        <w:rPr>
+          <w:b/>
+          <w:bCs/>
+        </w:rPr>
+      </w:pPr>
+    </w:p>
+    <w:p>
+      <w:pPr>
+        <w:rPr>
+          <w:b/>
+          <w:bCs/>
+        </w:rPr>
+      </w:pPr>
+      <w:r>
+        <w:rPr>
+          <w:rFonts w:ascii="Segoe UI Emoji" w:hAnsi="Segoe UI Emoji" w:cs="Segoe UI Emoji"/>
+          <w:b/>
+          <w:bCs/>
+        </w:rPr>
+        <w:t>🎓</w:t>
+      </w:r>
+      <w:r>
+        <w:rPr>
+          <w:b/>
+          <w:bCs/>
+        </w:rPr>
+        <w:t xml:space="preserve"> Students</w:t>
+      </w:r>
+    </w:p>
+    <w:p>
+      <w:pPr>
+        <w:rPr>
+          <w:b/>
+          <w:bCs/>
+        </w:rPr>
+      </w:pPr>
+      <w:r>
+        <w:rPr>
+          <w:b/>
+          <w:bCs/>
+        </w:rPr>
+        <w:t xml:space="preserve">   </w:t>
+      </w:r>
+      <w:r>
+        <w:rPr>
+          <w:rFonts w:ascii="Arial" w:hAnsi="Arial" w:cs="Arial"/>
+          <w:b/>
+          <w:bCs/>
+        </w:rPr>
+        <w:t>├</w:t>
+      </w:r>
+      <w:r>
+        <w:rPr>
+          <w:rFonts w:ascii="Calibri" w:hAnsi="Calibri" w:cs="Calibri"/>
+          <w:b/>
+          <w:bCs/>
+        </w:rPr>
+        <w:t>──</w:t>
+      </w:r>
+      <w:r>
+        <w:rPr>
+          <w:b/>
+          <w:bCs/>
+        </w:rPr>
+        <w:t xml:space="preserve"> Students</w:t>
+      </w:r>
+    </w:p>
+    <w:p>
+      <w:pPr>
+        <w:rPr>
+          <w:b/>
+          <w:bCs/>
+        </w:rPr>
+      </w:pPr>
+      <w:r>
+        <w:rPr>
+          <w:b/>
+          <w:bCs/>
+        </w:rPr>
+        <w:t xml:space="preserve">   </w:t>
+      </w:r>
+      <w:r>
+        <w:rPr>
+          <w:rFonts w:ascii="Arial" w:hAnsi="Arial" w:cs="Arial"/>
+          <w:b/>
+          <w:bCs/>
+        </w:rPr>
+        <w:t>├</w:t>
+      </w:r>
+      <w:r>
+        <w:rPr>
+          <w:rFonts w:ascii="Calibri" w:hAnsi="Calibri" w:cs="Calibri"/>
+          <w:b/>
+          <w:bCs/>
+        </w:rPr>
+        <w:t>──</w:t>
+      </w:r>
+      <w:r>
+        <w:rPr>
+          <w:b/>
+          <w:bCs/>
+        </w:rPr>
+        <w:t xml:space="preserve"> Admissions</w:t>
+      </w:r>
+    </w:p>
+    <w:p>
+      <w:pPr>
+        <w:rPr>
+          <w:b/>
+          <w:bCs/>
+        </w:rPr>
+      </w:pPr>
+      <w:r>
+        <w:rPr>
+          <w:b/>
+          <w:bCs/>
+        </w:rPr>
+        <w:t xml:space="preserve">   └── Student Promotion</w:t>
+      </w:r>
+    </w:p>
+    <w:p>
+      <w:pPr>
+        <w:rPr>
+          <w:b/>
+          <w:bCs/>
+        </w:rPr>
+      </w:pPr>
+    </w:p>
+    <w:p>
+      <w:pPr>
+        <w:rPr>
+          <w:b/>
+          <w:bCs/>
+        </w:rPr>
+      </w:pPr>
+      <w:r>
+        <w:rPr>
+          <w:rFonts w:ascii="Segoe UI Emoji" w:hAnsi="Segoe UI Emoji" w:cs="Segoe UI Emoji"/>
+          <w:b/>
+          <w:bCs/>
+        </w:rPr>
+        <w:t>👨</w:t>
+      </w:r>
+      <w:r>
+        <w:rPr>
+          <w:b/>
+          <w:bCs/>
+        </w:rPr>
+        <w:t>‍</w:t>
+      </w:r>
+      <w:r>
+        <w:rPr>
+          <w:rFonts w:ascii="Segoe UI Emoji" w:hAnsi="Segoe UI Emoji" w:cs="Segoe UI Emoji"/>
+          <w:b/>
+          <w:bCs/>
+        </w:rPr>
+        <w:t>🏫</w:t>
+      </w:r>
+      <w:r>
+        <w:rPr>
+          <w:b/>
+          <w:bCs/>
+        </w:rPr>
+        <w:t xml:space="preserve"> Teachers</w:t>
+      </w:r>
+    </w:p>
+    <w:p>
+      <w:pPr>
+        <w:rPr>
+          <w:b/>
+          <w:bCs/>
+        </w:rPr>
+      </w:pPr>
+      <w:r>
+        <w:rPr>
+          <w:b/>
+          <w:bCs/>
+        </w:rPr>
+        <w:t xml:space="preserve">   </w:t>
+      </w:r>
+      <w:r>
+        <w:rPr>
+          <w:rFonts w:ascii="Arial" w:hAnsi="Arial" w:cs="Arial"/>
+          <w:b/>
+          <w:bCs/>
+        </w:rPr>
+        <w:t>├</w:t>
+      </w:r>
+      <w:r>
+        <w:rPr>
+          <w:rFonts w:ascii="Calibri" w:hAnsi="Calibri" w:cs="Calibri"/>
+          <w:b/>
+          <w:bCs/>
+        </w:rPr>
+        <w:t>──</w:t>
+      </w:r>
+      <w:r>
+        <w:rPr>
+          <w:b/>
+          <w:bCs/>
+        </w:rPr>
+        <w:t xml:space="preserve"> Teachers</w:t>
+      </w:r>
+    </w:p>
+    <w:p>
+      <w:pPr>
+        <w:rPr>
+          <w:b/>
+          <w:bCs/>
+        </w:rPr>
+      </w:pPr>
+      <w:r>
+        <w:rPr>
+          <w:b/>
+          <w:bCs/>
+        </w:rPr>
+        <w:t xml:space="preserve">   └── Teacher Assignments</w:t>
+      </w:r>
+    </w:p>
+    <w:p>
+      <w:pPr>
+        <w:rPr>
+          <w:b/>
+          <w:bCs/>
+        </w:rPr>
+      </w:pPr>
+    </w:p>
+    <w:p>
+      <w:pPr>
+        <w:rPr>
+          <w:b/>
+          <w:bCs/>
+        </w:rPr>
+      </w:pPr>
+      <w:r>
+        <w:rPr>
+          <w:rFonts w:ascii="Segoe UI Emoji" w:hAnsi="Segoe UI Emoji" w:cs="Segoe UI Emoji"/>
+          <w:b/>
+          <w:bCs/>
+        </w:rPr>
+        <w:t>💰</w:t>
+      </w:r>
+      <w:r>
+        <w:rPr>
+          <w:b/>
+          <w:bCs/>
+        </w:rPr>
+        <w:t xml:space="preserve"> Fees &amp; Payments</w:t>
+      </w:r>
+    </w:p>
+    <w:p>
+      <w:pPr>
+        <w:rPr>
+          <w:b/>
+          <w:bCs/>
+        </w:rPr>
+      </w:pPr>
+      <w:r>
+        <w:rPr>
+          <w:b/>
+          <w:bCs/>
+        </w:rPr>
+        <w:t xml:space="preserve">   </w:t>
+      </w:r>
+      <w:r>
+        <w:rPr>
+          <w:rFonts w:ascii="Arial" w:hAnsi="Arial" w:cs="Arial"/>
+          <w:b/>
+          <w:bCs/>
+        </w:rPr>
+        <w:t>├</w:t>
+      </w:r>
+      <w:r>
+        <w:rPr>
+          <w:rFonts w:ascii="Calibri" w:hAnsi="Calibri" w:cs="Calibri"/>
+          <w:b/>
+          <w:bCs/>
+        </w:rPr>
+        <w:t>──</w:t>
+      </w:r>
+      <w:r>
+        <w:rPr>
+          <w:b/>
+          <w:bCs/>
+        </w:rPr>
+        <w:t xml:space="preserve"> Fee Types</w:t>
+      </w:r>
+    </w:p>
     <w:p>
       <w:pPr>
         <w:rPr>
@@ -274,119 +1058,6 @@
           <w:bCs/>
         </w:rPr>
         <w:lastRenderedPageBreak/>
-        <w:t>Sidebar Structure:</w:t>
-      </w:r>
-      <w:r>
-        <w:rPr>
-          <w:b/>
-          <w:bCs/>
-        </w:rPr>
-        <w:br/>
-      </w:r>
-      <w:r>
-        <w:rPr>
-          <w:b/>
-          <w:bCs/>
-        </w:rPr>
-        <w:br/>
-      </w:r>
-      <w:r>
-        <w:rPr>
-          <w:b/>
-          <w:bCs/>
-        </w:rPr>
-        <w:t>Dashboard</w:t>
-      </w:r>
-    </w:p>
-    <w:p>
-      <w:pPr>
-        <w:rPr>
-          <w:b/>
-          <w:bCs/>
-        </w:rPr>
-      </w:pPr>
-    </w:p>
-    <w:p>
-      <w:pPr>
-        <w:rPr>
-          <w:b/>
-          <w:bCs/>
-        </w:rPr>
-      </w:pPr>
-      <w:r>
-        <w:rPr>
-          <w:rFonts w:ascii="Segoe UI Emoji" w:hAnsi="Segoe UI Emoji" w:cs="Segoe UI Emoji"/>
-          <w:b/>
-          <w:bCs/>
-        </w:rPr>
-        <w:t>👥</w:t>
-      </w:r>
-      <w:r>
-        <w:rPr>
-          <w:b/>
-          <w:bCs/>
-        </w:rPr>
-        <w:t xml:space="preserve"> User Management</w:t>
-      </w:r>
-    </w:p>
-    <w:p>
-      <w:pPr>
-        <w:rPr>
-          <w:b/>
-          <w:bCs/>
-        </w:rPr>
-      </w:pPr>
-      <w:r>
-        <w:rPr>
-          <w:b/>
-          <w:bCs/>
-        </w:rPr>
-        <w:t xml:space="preserve">   └── Users</w:t>
-      </w:r>
-    </w:p>
-    <w:p>
-      <w:pPr>
-        <w:rPr>
-          <w:b/>
-          <w:bCs/>
-        </w:rPr>
-      </w:pPr>
-    </w:p>
-    <w:p>
-      <w:pPr>
-        <w:rPr>
-          <w:b/>
-          <w:bCs/>
-        </w:rPr>
-      </w:pPr>
-      <w:r>
-        <w:rPr>
-          <w:rFonts w:ascii="Segoe UI Emoji" w:hAnsi="Segoe UI Emoji" w:cs="Segoe UI Emoji"/>
-          <w:b/>
-          <w:bCs/>
-        </w:rPr>
-        <w:t>📚</w:t>
-      </w:r>
-      <w:r>
-        <w:rPr>
-          <w:b/>
-          <w:bCs/>
-        </w:rPr>
-        <w:t xml:space="preserve"> Academic</w:t>
-      </w:r>
-    </w:p>
-    <w:p>
-      <w:pPr>
-        <w:rPr>
-          <w:b/>
-          <w:bCs/>
-        </w:rPr>
-      </w:pPr>
-      <w:r>
-        <w:rPr>
-          <w:b/>
-          <w:bCs/>
-        </w:rPr>
         <w:t xml:space="preserve">   </w:t>
       </w:r>
       <w:r>
@@ -410,7 +1081,7 @@
           <w:b/>
           <w:bCs/>
         </w:rPr>
-        <w:t xml:space="preserve"> Departments</w:t>
+        <w:t xml:space="preserve"> Fee Collection</w:t>
       </w:r>
     </w:p>
     <w:p>
@@ -448,539 +1119,6 @@
           <w:b/>
           <w:bCs/>
         </w:rPr>
-        <w:t xml:space="preserve"> Courses</w:t>
-      </w:r>
-    </w:p>
-    <w:p>
-      <w:pPr>
-        <w:rPr>
-          <w:b/>
-          <w:bCs/>
-        </w:rPr>
-      </w:pPr>
-      <w:r>
-        <w:rPr>
-          <w:b/>
-          <w:bCs/>
-        </w:rPr>
-        <w:t xml:space="preserve">   </w:t>
-      </w:r>
-      <w:r>
-        <w:rPr>
-          <w:rFonts w:ascii="Arial" w:hAnsi="Arial" w:cs="Arial"/>
-          <w:b/>
-          <w:bCs/>
-        </w:rPr>
-        <w:t>├</w:t>
-      </w:r>
-      <w:r>
-        <w:rPr>
-          <w:rFonts w:ascii="Calibri" w:hAnsi="Calibri" w:cs="Calibri"/>
-          <w:b/>
-          <w:bCs/>
-        </w:rPr>
-        <w:t>──</w:t>
-      </w:r>
-      <w:r>
-        <w:rPr>
-          <w:b/>
-          <w:bCs/>
-        </w:rPr>
-        <w:t xml:space="preserve"> Classes</w:t>
-      </w:r>
-    </w:p>
-    <w:p>
-      <w:pPr>
-        <w:rPr>
-          <w:b/>
-          <w:bCs/>
-        </w:rPr>
-      </w:pPr>
-      <w:r>
-        <w:rPr>
-          <w:b/>
-          <w:bCs/>
-        </w:rPr>
-        <w:t xml:space="preserve">   </w:t>
-      </w:r>
-      <w:r>
-        <w:rPr>
-          <w:rFonts w:ascii="Arial" w:hAnsi="Arial" w:cs="Arial"/>
-          <w:b/>
-          <w:bCs/>
-        </w:rPr>
-        <w:t>├</w:t>
-      </w:r>
-      <w:r>
-        <w:rPr>
-          <w:rFonts w:ascii="Calibri" w:hAnsi="Calibri" w:cs="Calibri"/>
-          <w:b/>
-          <w:bCs/>
-        </w:rPr>
-        <w:t>──</w:t>
-      </w:r>
-      <w:r>
-        <w:rPr>
-          <w:b/>
-          <w:bCs/>
-        </w:rPr>
-        <w:t xml:space="preserve"> Sections</w:t>
-      </w:r>
-    </w:p>
-    <w:p>
-      <w:pPr>
-        <w:rPr>
-          <w:b/>
-          <w:bCs/>
-        </w:rPr>
-      </w:pPr>
-      <w:r>
-        <w:rPr>
-          <w:b/>
-          <w:bCs/>
-        </w:rPr>
-        <w:t xml:space="preserve">   </w:t>
-      </w:r>
-      <w:r>
-        <w:rPr>
-          <w:rFonts w:ascii="Arial" w:hAnsi="Arial" w:cs="Arial"/>
-          <w:b/>
-          <w:bCs/>
-        </w:rPr>
-        <w:t>├</w:t>
-      </w:r>
-      <w:r>
-        <w:rPr>
-          <w:rFonts w:ascii="Calibri" w:hAnsi="Calibri" w:cs="Calibri"/>
-          <w:b/>
-          <w:bCs/>
-        </w:rPr>
-        <w:t>──</w:t>
-      </w:r>
-      <w:r>
-        <w:rPr>
-          <w:b/>
-          <w:bCs/>
-        </w:rPr>
-        <w:t xml:space="preserve"> Groups</w:t>
-      </w:r>
-    </w:p>
-    <w:p>
-      <w:pPr>
-        <w:rPr>
-          <w:b/>
-          <w:bCs/>
-        </w:rPr>
-      </w:pPr>
-      <w:r>
-        <w:rPr>
-          <w:b/>
-          <w:bCs/>
-        </w:rPr>
-        <w:t xml:space="preserve">   </w:t>
-      </w:r>
-      <w:r>
-        <w:rPr>
-          <w:rFonts w:ascii="Arial" w:hAnsi="Arial" w:cs="Arial"/>
-          <w:b/>
-          <w:bCs/>
-        </w:rPr>
-        <w:t>├</w:t>
-      </w:r>
-      <w:r>
-        <w:rPr>
-          <w:rFonts w:ascii="Calibri" w:hAnsi="Calibri" w:cs="Calibri"/>
-          <w:b/>
-          <w:bCs/>
-        </w:rPr>
-        <w:t>──</w:t>
-      </w:r>
-      <w:r>
-        <w:rPr>
-          <w:b/>
-          <w:bCs/>
-        </w:rPr>
-        <w:t xml:space="preserve"> Academic Sessions</w:t>
-      </w:r>
-    </w:p>
-    <w:p>
-      <w:pPr>
-        <w:rPr>
-          <w:b/>
-          <w:bCs/>
-        </w:rPr>
-      </w:pPr>
-      <w:r>
-        <w:rPr>
-          <w:b/>
-          <w:bCs/>
-        </w:rPr>
-        <w:t xml:space="preserve">   └── Semesters</w:t>
-      </w:r>
-    </w:p>
-    <w:p>
-      <w:pPr>
-        <w:rPr>
-          <w:b/>
-          <w:bCs/>
-        </w:rPr>
-      </w:pPr>
-    </w:p>
-    <w:p>
-      <w:pPr>
-        <w:rPr>
-          <w:b/>
-          <w:bCs/>
-        </w:rPr>
-      </w:pPr>
-      <w:r>
-        <w:rPr>
-          <w:rFonts w:ascii="Segoe UI Emoji" w:hAnsi="Segoe UI Emoji" w:cs="Segoe UI Emoji"/>
-          <w:b/>
-          <w:bCs/>
-        </w:rPr>
-        <w:t>🎓</w:t>
-      </w:r>
-      <w:r>
-        <w:rPr>
-          <w:b/>
-          <w:bCs/>
-        </w:rPr>
-        <w:t xml:space="preserve"> Students</w:t>
-      </w:r>
-    </w:p>
-    <w:p>
-      <w:pPr>
-        <w:rPr>
-          <w:b/>
-          <w:bCs/>
-        </w:rPr>
-      </w:pPr>
-      <w:r>
-        <w:rPr>
-          <w:b/>
-          <w:bCs/>
-        </w:rPr>
-        <w:t xml:space="preserve">   </w:t>
-      </w:r>
-      <w:r>
-        <w:rPr>
-          <w:rFonts w:ascii="Arial" w:hAnsi="Arial" w:cs="Arial"/>
-          <w:b/>
-          <w:bCs/>
-        </w:rPr>
-        <w:t>├</w:t>
-      </w:r>
-      <w:r>
-        <w:rPr>
-          <w:rFonts w:ascii="Calibri" w:hAnsi="Calibri" w:cs="Calibri"/>
-          <w:b/>
-          <w:bCs/>
-        </w:rPr>
-        <w:t>──</w:t>
-      </w:r>
-      <w:r>
-        <w:rPr>
-          <w:b/>
-          <w:bCs/>
-        </w:rPr>
-        <w:t xml:space="preserve"> Students</w:t>
-      </w:r>
-    </w:p>
-    <w:p>
-      <w:pPr>
-        <w:rPr>
-          <w:b/>
-          <w:bCs/>
-        </w:rPr>
-      </w:pPr>
-      <w:r>
-        <w:rPr>
-          <w:b/>
-          <w:bCs/>
-        </w:rPr>
-        <w:t xml:space="preserve">   </w:t>
-      </w:r>
-      <w:r>
-        <w:rPr>
-          <w:rFonts w:ascii="Arial" w:hAnsi="Arial" w:cs="Arial"/>
-          <w:b/>
-          <w:bCs/>
-        </w:rPr>
-        <w:t>├</w:t>
-      </w:r>
-      <w:r>
-        <w:rPr>
-          <w:rFonts w:ascii="Calibri" w:hAnsi="Calibri" w:cs="Calibri"/>
-          <w:b/>
-          <w:bCs/>
-        </w:rPr>
-        <w:t>──</w:t>
-      </w:r>
-      <w:r>
-        <w:rPr>
-          <w:b/>
-          <w:bCs/>
-        </w:rPr>
-        <w:t xml:space="preserve"> Admissions</w:t>
-      </w:r>
-    </w:p>
-    <w:p>
-      <w:pPr>
-        <w:rPr>
-          <w:b/>
-          <w:bCs/>
-        </w:rPr>
-      </w:pPr>
-      <w:r>
-        <w:rPr>
-          <w:b/>
-          <w:bCs/>
-        </w:rPr>
-        <w:t xml:space="preserve">   └── Student Promotion</w:t>
-      </w:r>
-    </w:p>
-    <w:p>
-      <w:pPr>
-        <w:rPr>
-          <w:b/>
-          <w:bCs/>
-        </w:rPr>
-      </w:pPr>
-    </w:p>
-    <w:p>
-      <w:pPr>
-        <w:rPr>
-          <w:b/>
-          <w:bCs/>
-        </w:rPr>
-      </w:pPr>
-      <w:r>
-        <w:rPr>
-          <w:rFonts w:ascii="Segoe UI Emoji" w:hAnsi="Segoe UI Emoji" w:cs="Segoe UI Emoji"/>
-          <w:b/>
-          <w:bCs/>
-        </w:rPr>
-        <w:t>👨</w:t>
-      </w:r>
-      <w:r>
-        <w:rPr>
-          <w:b/>
-          <w:bCs/>
-        </w:rPr>
-        <w:t>‍</w:t>
-      </w:r>
-      <w:r>
-        <w:rPr>
-          <w:rFonts w:ascii="Segoe UI Emoji" w:hAnsi="Segoe UI Emoji" w:cs="Segoe UI Emoji"/>
-          <w:b/>
-          <w:bCs/>
-        </w:rPr>
-        <w:t>🏫</w:t>
-      </w:r>
-      <w:r>
-        <w:rPr>
-          <w:b/>
-          <w:bCs/>
-        </w:rPr>
-        <w:t xml:space="preserve"> Teachers</w:t>
-      </w:r>
-    </w:p>
-    <w:p>
-      <w:pPr>
-        <w:rPr>
-          <w:b/>
-          <w:bCs/>
-        </w:rPr>
-      </w:pPr>
-      <w:r>
-        <w:rPr>
-          <w:b/>
-          <w:bCs/>
-        </w:rPr>
-        <w:t xml:space="preserve">   </w:t>
-      </w:r>
-      <w:r>
-        <w:rPr>
-          <w:rFonts w:ascii="Arial" w:hAnsi="Arial" w:cs="Arial"/>
-          <w:b/>
-          <w:bCs/>
-        </w:rPr>
-        <w:t>├</w:t>
-      </w:r>
-      <w:r>
-        <w:rPr>
-          <w:rFonts w:ascii="Calibri" w:hAnsi="Calibri" w:cs="Calibri"/>
-          <w:b/>
-          <w:bCs/>
-        </w:rPr>
-        <w:t>──</w:t>
-      </w:r>
-      <w:r>
-        <w:rPr>
-          <w:b/>
-          <w:bCs/>
-        </w:rPr>
-        <w:t xml:space="preserve"> Teachers</w:t>
-      </w:r>
-    </w:p>
-    <w:p>
-      <w:pPr>
-        <w:rPr>
-          <w:b/>
-          <w:bCs/>
-        </w:rPr>
-      </w:pPr>
-      <w:r>
-        <w:rPr>
-          <w:b/>
-          <w:bCs/>
-        </w:rPr>
-        <w:t xml:space="preserve">   └── Teacher Assignments</w:t>
-      </w:r>
-    </w:p>
-    <w:p>
-      <w:pPr>
-        <w:rPr>
-          <w:b/>
-          <w:bCs/>
-        </w:rPr>
-      </w:pPr>
-    </w:p>
-    <w:p>
-      <w:pPr>
-        <w:rPr>
-          <w:b/>
-          <w:bCs/>
-        </w:rPr>
-      </w:pPr>
-      <w:r>
-        <w:rPr>
-          <w:rFonts w:ascii="Segoe UI Emoji" w:hAnsi="Segoe UI Emoji" w:cs="Segoe UI Emoji"/>
-          <w:b/>
-          <w:bCs/>
-        </w:rPr>
-        <w:t>💰</w:t>
-      </w:r>
-      <w:r>
-        <w:rPr>
-          <w:b/>
-          <w:bCs/>
-        </w:rPr>
-        <w:t xml:space="preserve"> Fees &amp; Payments</w:t>
-      </w:r>
-    </w:p>
-    <w:p>
-      <w:pPr>
-        <w:rPr>
-          <w:b/>
-          <w:bCs/>
-        </w:rPr>
-      </w:pPr>
-      <w:r>
-        <w:rPr>
-          <w:b/>
-          <w:bCs/>
-        </w:rPr>
-        <w:t xml:space="preserve">   </w:t>
-      </w:r>
-      <w:r>
-        <w:rPr>
-          <w:rFonts w:ascii="Arial" w:hAnsi="Arial" w:cs="Arial"/>
-          <w:b/>
-          <w:bCs/>
-        </w:rPr>
-        <w:t>├</w:t>
-      </w:r>
-      <w:r>
-        <w:rPr>
-          <w:rFonts w:ascii="Calibri" w:hAnsi="Calibri" w:cs="Calibri"/>
-          <w:b/>
-          <w:bCs/>
-        </w:rPr>
-        <w:t>──</w:t>
-      </w:r>
-      <w:r>
-        <w:rPr>
-          <w:b/>
-          <w:bCs/>
-        </w:rPr>
-        <w:t xml:space="preserve"> Fee Types</w:t>
-      </w:r>
-    </w:p>
-    <w:p>
-      <w:pPr>
-        <w:rPr>
-          <w:b/>
-          <w:bCs/>
-        </w:rPr>
-      </w:pPr>
-      <w:r>
-        <w:rPr>
-          <w:b/>
-          <w:bCs/>
-        </w:rPr>
-        <w:t xml:space="preserve">   </w:t>
-      </w:r>
-      <w:r>
-        <w:rPr>
-          <w:rFonts w:ascii="Arial" w:hAnsi="Arial" w:cs="Arial"/>
-          <w:b/>
-          <w:bCs/>
-        </w:rPr>
-        <w:t>├</w:t>
-      </w:r>
-      <w:r>
-        <w:rPr>
-          <w:rFonts w:ascii="Calibri" w:hAnsi="Calibri" w:cs="Calibri"/>
-          <w:b/>
-          <w:bCs/>
-        </w:rPr>
-        <w:t>──</w:t>
-      </w:r>
-      <w:r>
-        <w:rPr>
-          <w:b/>
-          <w:bCs/>
-        </w:rPr>
-        <w:t xml:space="preserve"> Fee Collection</w:t>
-      </w:r>
-    </w:p>
-    <w:p>
-      <w:pPr>
-        <w:rPr>
-          <w:b/>
-          <w:bCs/>
-        </w:rPr>
-      </w:pPr>
-      <w:r>
-        <w:rPr>
-          <w:b/>
-          <w:bCs/>
-        </w:rPr>
-        <w:t xml:space="preserve">   </w:t>
-      </w:r>
-      <w:r>
-        <w:rPr>
-          <w:rFonts w:ascii="Arial" w:hAnsi="Arial" w:cs="Arial"/>
-          <w:b/>
-          <w:bCs/>
-        </w:rPr>
-        <w:t>├</w:t>
-      </w:r>
-      <w:r>
-        <w:rPr>
-          <w:rFonts w:ascii="Calibri" w:hAnsi="Calibri" w:cs="Calibri"/>
-          <w:b/>
-          <w:bCs/>
-        </w:rPr>
-        <w:t>──</w:t>
-      </w:r>
-      <w:r>
-        <w:rPr>
-          <w:b/>
-          <w:bCs/>
-        </w:rPr>
         <w:t xml:space="preserve"> Payment Slips</w:t>
       </w:r>
     </w:p>
@@ -996,7 +1134,6 @@
           <w:b/>
           <w:bCs/>
         </w:rPr>
-        <w:lastRenderedPageBreak/>
         <w:t xml:space="preserve">   └── Payment Reports</w:t>
       </w:r>
     </w:p>
